--- a/docs/LoRA Receiver test.docx
+++ b/docs/LoRA Receiver test.docx
@@ -2,12 +2,61 @@
 <file path=word/document.xml><?xml version="1.0" encoding="utf-8"?>
 <w:document xmlns:wpc="http://schemas.microsoft.com/office/word/2010/wordprocessingCanvas" xmlns:cx="http://schemas.microsoft.com/office/drawing/2014/chartex" xmlns:cx1="http://schemas.microsoft.com/office/drawing/2015/9/8/chartex" xmlns:cx2="http://schemas.microsoft.com/office/drawing/2015/10/21/chartex" xmlns:cx3="http://schemas.microsoft.com/office/drawing/2016/5/9/chartex" xmlns:cx4="http://schemas.microsoft.com/office/drawing/2016/5/10/chartex" xmlns:cx5="http://schemas.microsoft.com/office/drawing/2016/5/11/chartex" xmlns:cx6="http://schemas.microsoft.com/office/drawing/2016/5/12/chartex" xmlns:cx7="http://schemas.microsoft.com/office/drawing/2016/5/13/chartex" xmlns:cx8="http://schemas.microsoft.com/office/drawing/2016/5/14/chartex" xmlns:mc="http://schemas.openxmlformats.org/markup-compatibility/2006" xmlns:aink="http://schemas.microsoft.com/office/drawing/2016/ink" xmlns:am3d="http://schemas.microsoft.com/office/drawing/2017/model3d" xmlns:o="urn:schemas-microsoft-com:office:office" xmlns:oel="http://schemas.microsoft.com/office/2019/extlst" xmlns:r="http://schemas.openxmlformats.org/officeDocument/2006/relationships" xmlns:m="http://schemas.openxmlformats.org/officeDocument/2006/math" xmlns:v="urn:schemas-microsoft-com:vml" xmlns:wp14="http://schemas.microsoft.com/office/word/2010/wordprocessingDrawing" xmlns:wp="http://schemas.openxmlformats.org/drawingml/2006/wordprocessingDrawing" xmlns:w10="urn:schemas-microsoft-com:office:word" xmlns:w="http://schemas.openxmlformats.org/wordprocessingml/2006/main" xmlns:w14="http://schemas.microsoft.com/office/word/2010/wordml" xmlns:w15="http://schemas.microsoft.com/office/word/2012/wordml" xmlns:w16cex="http://schemas.microsoft.com/office/word/2018/wordml/cex" xmlns:w16cid="http://schemas.microsoft.com/office/word/2016/wordml/cid" xmlns:w16="http://schemas.microsoft.com/office/word/2018/wordml" xmlns:w16du="http://schemas.microsoft.com/office/word/2023/wordml/word16du" xmlns:w16sdtdh="http://schemas.microsoft.com/office/word/2020/wordml/sdtdatahash" xmlns:w16sdtfl="http://schemas.microsoft.com/office/word/2024/wordml/sdtformatlock" xmlns:w16se="http://schemas.microsoft.com/office/word/2015/wordml/symex" xmlns:wpg="http://schemas.microsoft.com/office/word/2010/wordprocessingGroup" xmlns:wpi="http://schemas.microsoft.com/office/word/2010/wordprocessingInk" xmlns:wne="http://schemas.microsoft.com/office/word/2006/wordml" xmlns:wps="http://schemas.microsoft.com/office/word/2010/wordprocessingShape" mc:Ignorable="w14 w15 w16se w16cid w16 w16cex w16sdtdh w16sdtfl w16du wp14">
   <w:body>
-    <w:p/>
     <w:p>
+      <w:pPr>
+        <w:rPr>
+          <w:b/>
+          <w:bCs/>
+        </w:rPr>
+      </w:pPr>
+      <w:r>
+        <w:rPr>
+          <w:b/>
+          <w:bCs/>
+        </w:rPr>
+        <w:t>Future work:</w:t>
+      </w:r>
+    </w:p>
+    <w:p>
+      <w:pPr>
+        <w:pStyle w:val="ListParagraph"/>
+        <w:numPr>
+          <w:ilvl w:val="0"/>
+          <w:numId w:val="1"/>
+        </w:numPr>
+        <w:rPr>
+          <w:b/>
+          <w:bCs/>
+        </w:rPr>
+      </w:pPr>
+      <w:r>
+        <w:t>we can try to add a fixed passphrase or key in front, in between, and in the end of the payload to determine if the data is corrupted.</w:t>
+      </w:r>
+    </w:p>
+    <w:p>
+      <w:pPr>
+        <w:pStyle w:val="ListParagraph"/>
+        <w:numPr>
+          <w:ilvl w:val="0"/>
+          <w:numId w:val="1"/>
+        </w:numPr>
+        <w:rPr>
+          <w:b/>
+          <w:bCs/>
+        </w:rPr>
+      </w:pPr>
+      <w:r>
+        <w:t>Use retransmission algorithm to ensure that the tx and rx communicates properly in long range (Refer to RRL)</w:t>
+      </w:r>
+    </w:p>
+    <w:p>
       <w:r>
         <w:t xml:space="preserve">5 </w:t>
       </w:r>
       <w:r>
+        <w:rPr>
+          <w:noProof/>
+        </w:rPr>
         <w:drawing>
           <wp:inline distT="0" distB="0" distL="0" distR="0" wp14:anchorId="61A3AEC2" wp14:editId="1D8C2EE1">
             <wp:extent cx="5943600" cy="2955290"/>
@@ -24,7 +73,7 @@
                     <pic:cNvPicPr/>
                   </pic:nvPicPr>
                   <pic:blipFill>
-                    <a:blip r:embed="rId4"/>
+                    <a:blip r:embed="rId5"/>
                     <a:stretch>
                       <a:fillRect/>
                     </a:stretch>
@@ -52,6 +101,10 @@
     </w:p>
     <w:p>
       <w:r>
+        <w:rPr>
+          <w:noProof/>
+        </w:rPr>
+        <w:lastRenderedPageBreak/>
         <w:drawing>
           <wp:inline distT="0" distB="0" distL="0" distR="0" wp14:anchorId="52FA4D86" wp14:editId="79D15739">
             <wp:extent cx="5943600" cy="3641725"/>
@@ -68,7 +121,7 @@
                     <pic:cNvPicPr/>
                   </pic:nvPicPr>
                   <pic:blipFill>
-                    <a:blip r:embed="rId5"/>
+                    <a:blip r:embed="rId6"/>
                     <a:stretch>
                       <a:fillRect/>
                     </a:stretch>
@@ -90,19 +143,17 @@
       </w:r>
     </w:p>
     <w:p>
-      <w:proofErr w:type="spellStart"/>
       <w:r>
         <w:lastRenderedPageBreak/>
-        <w:t>noline</w:t>
-      </w:r>
-      <w:proofErr w:type="spellEnd"/>
-      <w:r>
-        <w:t xml:space="preserve"> of sight 2 to 3 sec</w:t>
+        <w:t>noline of sight 2 to 3 sec</w:t>
       </w:r>
       <w:r>
         <w:br/>
       </w:r>
       <w:r>
+        <w:rPr>
+          <w:noProof/>
+        </w:rPr>
         <w:drawing>
           <wp:inline distT="0" distB="0" distL="0" distR="0" wp14:anchorId="40FD4266" wp14:editId="00B7AAD7">
             <wp:extent cx="5943600" cy="2706370"/>
@@ -119,7 +170,7 @@
                     <pic:cNvPicPr/>
                   </pic:nvPicPr>
                   <pic:blipFill>
-                    <a:blip r:embed="rId6"/>
+                    <a:blip r:embed="rId7"/>
                     <a:stretch>
                       <a:fillRect/>
                     </a:stretch>
@@ -140,6 +191,9 @@
         </w:drawing>
       </w:r>
       <w:r>
+        <w:rPr>
+          <w:noProof/>
+        </w:rPr>
         <w:drawing>
           <wp:inline distT="0" distB="0" distL="0" distR="0" wp14:anchorId="5F485203" wp14:editId="1398DF93">
             <wp:extent cx="5943600" cy="3915410"/>
@@ -156,7 +210,7 @@
                     <pic:cNvPicPr/>
                   </pic:nvPicPr>
                   <pic:blipFill>
-                    <a:blip r:embed="rId7"/>
+                    <a:blip r:embed="rId8"/>
                     <a:stretch>
                       <a:fillRect/>
                     </a:stretch>
@@ -180,6 +234,9 @@
     <w:p/>
     <w:p>
       <w:r>
+        <w:rPr>
+          <w:noProof/>
+        </w:rPr>
         <w:lastRenderedPageBreak/>
         <w:drawing>
           <wp:inline distT="0" distB="0" distL="0" distR="0" wp14:anchorId="0850C669" wp14:editId="2989A212">
@@ -197,7 +254,7 @@
                     <pic:cNvPicPr/>
                   </pic:nvPicPr>
                   <pic:blipFill>
-                    <a:blip r:embed="rId8"/>
+                    <a:blip r:embed="rId9"/>
                     <a:stretch>
                       <a:fillRect/>
                     </a:stretch>
@@ -220,22 +277,15 @@
     </w:p>
     <w:p/>
     <w:p>
-      <w:proofErr w:type="spellStart"/>
-      <w:r>
-        <w:t>dulo</w:t>
-      </w:r>
-      <w:proofErr w:type="spellEnd"/>
-      <w:r>
-        <w:t xml:space="preserve"> to </w:t>
-      </w:r>
-      <w:proofErr w:type="spellStart"/>
-      <w:r>
-        <w:t>dulo</w:t>
-      </w:r>
-      <w:proofErr w:type="spellEnd"/>
+      <w:r>
+        <w:t>dulo to dulo</w:t>
+      </w:r>
     </w:p>
     <w:p>
       <w:r>
+        <w:rPr>
+          <w:noProof/>
+        </w:rPr>
         <w:drawing>
           <wp:inline distT="0" distB="0" distL="0" distR="0" wp14:anchorId="3AECFB13" wp14:editId="48A9B393">
             <wp:extent cx="5943600" cy="2791460"/>
@@ -252,7 +302,7 @@
                     <pic:cNvPicPr/>
                   </pic:nvPicPr>
                   <pic:blipFill>
-                    <a:blip r:embed="rId9"/>
+                    <a:blip r:embed="rId10"/>
                     <a:stretch>
                       <a:fillRect/>
                     </a:stretch>
@@ -275,6 +325,9 @@
     </w:p>
     <w:p>
       <w:r>
+        <w:rPr>
+          <w:noProof/>
+        </w:rPr>
         <w:lastRenderedPageBreak/>
         <w:drawing>
           <wp:inline distT="0" distB="0" distL="0" distR="0" wp14:anchorId="7FF96D92" wp14:editId="376148D5">
@@ -292,7 +345,7 @@
                     <pic:cNvPicPr/>
                   </pic:nvPicPr>
                   <pic:blipFill>
-                    <a:blip r:embed="rId10"/>
+                    <a:blip r:embed="rId11"/>
                     <a:stretch>
                       <a:fillRect/>
                     </a:stretch>
@@ -315,6 +368,9 @@
     </w:p>
     <w:p>
       <w:r>
+        <w:rPr>
+          <w:noProof/>
+        </w:rPr>
         <w:drawing>
           <wp:inline distT="0" distB="0" distL="0" distR="0" wp14:anchorId="6C707F4F" wp14:editId="7E39CF35">
             <wp:extent cx="5943600" cy="3355975"/>
@@ -331,7 +387,7 @@
                     <pic:cNvPicPr/>
                   </pic:nvPicPr>
                   <pic:blipFill>
-                    <a:blip r:embed="rId11"/>
+                    <a:blip r:embed="rId12"/>
                     <a:stretch>
                       <a:fillRect/>
                     </a:stretch>
@@ -354,17 +410,15 @@
     </w:p>
     <w:p>
       <w:r>
-        <w:t xml:space="preserve">fountain to </w:t>
-      </w:r>
-      <w:proofErr w:type="spellStart"/>
-      <w:r>
-        <w:t>bgpop</w:t>
-      </w:r>
-      <w:proofErr w:type="spellEnd"/>
+        <w:t>fountain to bgpop</w:t>
+      </w:r>
     </w:p>
     <w:p/>
     <w:p>
       <w:r>
+        <w:rPr>
+          <w:noProof/>
+        </w:rPr>
         <w:lastRenderedPageBreak/>
         <w:drawing>
           <wp:inline distT="0" distB="0" distL="0" distR="0" wp14:anchorId="1F2BDEEF" wp14:editId="7114450C">
@@ -382,7 +436,7 @@
                     <pic:cNvPicPr/>
                   </pic:nvPicPr>
                   <pic:blipFill>
-                    <a:blip r:embed="rId12"/>
+                    <a:blip r:embed="rId13"/>
                     <a:stretch>
                       <a:fillRect/>
                     </a:stretch>
@@ -405,22 +459,15 @@
     </w:p>
     <w:p/>
     <w:p>
-      <w:proofErr w:type="spellStart"/>
-      <w:r>
-        <w:t>qpav</w:t>
-      </w:r>
-      <w:proofErr w:type="spellEnd"/>
-      <w:r>
-        <w:t xml:space="preserve"> </w:t>
-      </w:r>
-      <w:proofErr w:type="spellStart"/>
-      <w:r>
-        <w:t>bgpop</w:t>
-      </w:r>
-      <w:proofErr w:type="spellEnd"/>
+      <w:r>
+        <w:t>qpav bgpop</w:t>
+      </w:r>
     </w:p>
     <w:p>
       <w:r>
+        <w:rPr>
+          <w:noProof/>
+        </w:rPr>
         <w:drawing>
           <wp:inline distT="0" distB="0" distL="0" distR="0" wp14:anchorId="44F18653" wp14:editId="5F0EF2E5">
             <wp:extent cx="5943600" cy="4015105"/>
@@ -437,7 +484,7 @@
                     <pic:cNvPicPr/>
                   </pic:nvPicPr>
                   <pic:blipFill>
-                    <a:blip r:embed="rId13"/>
+                    <a:blip r:embed="rId14"/>
                     <a:stretch>
                       <a:fillRect/>
                     </a:stretch>
@@ -459,37 +506,16 @@
       </w:r>
     </w:p>
     <w:p>
-      <w:proofErr w:type="spellStart"/>
       <w:r>
         <w:lastRenderedPageBreak/>
-        <w:t>ruano</w:t>
-      </w:r>
-      <w:proofErr w:type="spellEnd"/>
-      <w:r>
-        <w:t xml:space="preserve"> to </w:t>
-      </w:r>
-      <w:proofErr w:type="spellStart"/>
-      <w:r>
-        <w:t>bgpop</w:t>
-      </w:r>
-      <w:proofErr w:type="spellEnd"/>
-      <w:r>
-        <w:t>, none</w:t>
+        <w:t>ruano to bgpop, none</w:t>
       </w:r>
     </w:p>
     <w:p/>
     <w:p/>
     <w:p>
       <w:r>
-        <w:t xml:space="preserve">Note: moving, inconsistent data if </w:t>
-      </w:r>
-      <w:proofErr w:type="spellStart"/>
-      <w:r>
-        <w:t>malayo</w:t>
-      </w:r>
-      <w:proofErr w:type="spellEnd"/>
-      <w:r>
-        <w:t>. not moving consistent</w:t>
+        <w:t>Note: moving, inconsistent data if malayo. not moving consistent</w:t>
       </w:r>
     </w:p>
     <w:sectPr>
@@ -500,6 +526,126 @@
     </w:sectPr>
   </w:body>
 </w:document>
+</file>
+
+<file path=word/numbering.xml><?xml version="1.0" encoding="utf-8"?>
+<w:numbering xmlns:wpc="http://schemas.microsoft.com/office/word/2010/wordprocessingCanvas" xmlns:cx="http://schemas.microsoft.com/office/drawing/2014/chartex" xmlns:cx1="http://schemas.microsoft.com/office/drawing/2015/9/8/chartex" xmlns:cx2="http://schemas.microsoft.com/office/drawing/2015/10/21/chartex" xmlns:cx3="http://schemas.microsoft.com/office/drawing/2016/5/9/chartex" xmlns:cx4="http://schemas.microsoft.com/office/drawing/2016/5/10/chartex" xmlns:cx5="http://schemas.microsoft.com/office/drawing/2016/5/11/chartex" xmlns:cx6="http://schemas.microsoft.com/office/drawing/2016/5/12/chartex" xmlns:cx7="http://schemas.microsoft.com/office/drawing/2016/5/13/chartex" xmlns:cx8="http://schemas.microsoft.com/office/drawing/2016/5/14/chartex" xmlns:mc="http://schemas.openxmlformats.org/markup-compatibility/2006" xmlns:aink="http://schemas.microsoft.com/office/drawing/2016/ink" xmlns:am3d="http://schemas.microsoft.com/office/drawing/2017/model3d" xmlns:o="urn:schemas-microsoft-com:office:office" xmlns:oel="http://schemas.microsoft.com/office/2019/extlst" xmlns:r="http://schemas.openxmlformats.org/officeDocument/2006/relationships" xmlns:m="http://schemas.openxmlformats.org/officeDocument/2006/math" xmlns:v="urn:schemas-microsoft-com:vml" xmlns:wp14="http://schemas.microsoft.com/office/word/2010/wordprocessingDrawing" xmlns:wp="http://schemas.openxmlformats.org/drawingml/2006/wordprocessingDrawing" xmlns:w10="urn:schemas-microsoft-com:office:word" xmlns:w="http://schemas.openxmlformats.org/wordprocessingml/2006/main" xmlns:w14="http://schemas.microsoft.com/office/word/2010/wordml" xmlns:w15="http://schemas.microsoft.com/office/word/2012/wordml" xmlns:w16cex="http://schemas.microsoft.com/office/word/2018/wordml/cex" xmlns:w16cid="http://schemas.microsoft.com/office/word/2016/wordml/cid" xmlns:w16="http://schemas.microsoft.com/office/word/2018/wordml" xmlns:w16du="http://schemas.microsoft.com/office/word/2023/wordml/word16du" xmlns:w16sdtdh="http://schemas.microsoft.com/office/word/2020/wordml/sdtdatahash" xmlns:w16sdtfl="http://schemas.microsoft.com/office/word/2024/wordml/sdtformatlock" xmlns:w16se="http://schemas.microsoft.com/office/word/2015/wordml/symex" xmlns:wpg="http://schemas.microsoft.com/office/word/2010/wordprocessingGroup" xmlns:wpi="http://schemas.microsoft.com/office/word/2010/wordprocessingInk" xmlns:wne="http://schemas.microsoft.com/office/word/2006/wordml" xmlns:wps="http://schemas.microsoft.com/office/word/2010/wordprocessingShape" mc:Ignorable="w14 w15 w16se w16cid w16 w16cex w16sdtdh w16sdtfl w16du wp14">
+  <w:abstractNum w:abstractNumId="0" w15:restartNumberingAfterBreak="0">
+    <w:nsid w:val="34707CBB"/>
+    <w:multiLevelType w:val="hybridMultilevel"/>
+    <w:tmpl w:val="F252F59C"/>
+    <w:lvl w:ilvl="0" w:tplc="7E06109E">
+      <w:numFmt w:val="bullet"/>
+      <w:lvlText w:val="-"/>
+      <w:lvlJc w:val="left"/>
+      <w:pPr>
+        <w:ind w:left="720" w:hanging="360"/>
+      </w:pPr>
+      <w:rPr>
+        <w:rFonts w:ascii="Calibri" w:eastAsiaTheme="minorHAnsi" w:hAnsi="Calibri" w:cs="Calibri" w:hint="default"/>
+      </w:rPr>
+    </w:lvl>
+    <w:lvl w:ilvl="1" w:tplc="34090003" w:tentative="1">
+      <w:start w:val="1"/>
+      <w:numFmt w:val="bullet"/>
+      <w:lvlText w:val="o"/>
+      <w:lvlJc w:val="left"/>
+      <w:pPr>
+        <w:ind w:left="1440" w:hanging="360"/>
+      </w:pPr>
+      <w:rPr>
+        <w:rFonts w:ascii="Courier New" w:hAnsi="Courier New" w:cs="Courier New" w:hint="default"/>
+      </w:rPr>
+    </w:lvl>
+    <w:lvl w:ilvl="2" w:tplc="34090005" w:tentative="1">
+      <w:start w:val="1"/>
+      <w:numFmt w:val="bullet"/>
+      <w:lvlText w:val=""/>
+      <w:lvlJc w:val="left"/>
+      <w:pPr>
+        <w:ind w:left="2160" w:hanging="360"/>
+      </w:pPr>
+      <w:rPr>
+        <w:rFonts w:ascii="Wingdings" w:hAnsi="Wingdings" w:hint="default"/>
+      </w:rPr>
+    </w:lvl>
+    <w:lvl w:ilvl="3" w:tplc="34090001" w:tentative="1">
+      <w:start w:val="1"/>
+      <w:numFmt w:val="bullet"/>
+      <w:lvlText w:val=""/>
+      <w:lvlJc w:val="left"/>
+      <w:pPr>
+        <w:ind w:left="2880" w:hanging="360"/>
+      </w:pPr>
+      <w:rPr>
+        <w:rFonts w:ascii="Symbol" w:hAnsi="Symbol" w:hint="default"/>
+      </w:rPr>
+    </w:lvl>
+    <w:lvl w:ilvl="4" w:tplc="34090003" w:tentative="1">
+      <w:start w:val="1"/>
+      <w:numFmt w:val="bullet"/>
+      <w:lvlText w:val="o"/>
+      <w:lvlJc w:val="left"/>
+      <w:pPr>
+        <w:ind w:left="3600" w:hanging="360"/>
+      </w:pPr>
+      <w:rPr>
+        <w:rFonts w:ascii="Courier New" w:hAnsi="Courier New" w:cs="Courier New" w:hint="default"/>
+      </w:rPr>
+    </w:lvl>
+    <w:lvl w:ilvl="5" w:tplc="34090005" w:tentative="1">
+      <w:start w:val="1"/>
+      <w:numFmt w:val="bullet"/>
+      <w:lvlText w:val=""/>
+      <w:lvlJc w:val="left"/>
+      <w:pPr>
+        <w:ind w:left="4320" w:hanging="360"/>
+      </w:pPr>
+      <w:rPr>
+        <w:rFonts w:ascii="Wingdings" w:hAnsi="Wingdings" w:hint="default"/>
+      </w:rPr>
+    </w:lvl>
+    <w:lvl w:ilvl="6" w:tplc="34090001" w:tentative="1">
+      <w:start w:val="1"/>
+      <w:numFmt w:val="bullet"/>
+      <w:lvlText w:val=""/>
+      <w:lvlJc w:val="left"/>
+      <w:pPr>
+        <w:ind w:left="5040" w:hanging="360"/>
+      </w:pPr>
+      <w:rPr>
+        <w:rFonts w:ascii="Symbol" w:hAnsi="Symbol" w:hint="default"/>
+      </w:rPr>
+    </w:lvl>
+    <w:lvl w:ilvl="7" w:tplc="34090003" w:tentative="1">
+      <w:start w:val="1"/>
+      <w:numFmt w:val="bullet"/>
+      <w:lvlText w:val="o"/>
+      <w:lvlJc w:val="left"/>
+      <w:pPr>
+        <w:ind w:left="5760" w:hanging="360"/>
+      </w:pPr>
+      <w:rPr>
+        <w:rFonts w:ascii="Courier New" w:hAnsi="Courier New" w:cs="Courier New" w:hint="default"/>
+      </w:rPr>
+    </w:lvl>
+    <w:lvl w:ilvl="8" w:tplc="34090005" w:tentative="1">
+      <w:start w:val="1"/>
+      <w:numFmt w:val="bullet"/>
+      <w:lvlText w:val=""/>
+      <w:lvlJc w:val="left"/>
+      <w:pPr>
+        <w:ind w:left="6480" w:hanging="360"/>
+      </w:pPr>
+      <w:rPr>
+        <w:rFonts w:ascii="Wingdings" w:hAnsi="Wingdings" w:hint="default"/>
+      </w:rPr>
+    </w:lvl>
+  </w:abstractNum>
+  <w:num w:numId="1" w16cid:durableId="1582985638">
+    <w:abstractNumId w:val="0"/>
+  </w:num>
+</w:numbering>
 </file>
 
 <file path=word/styles.xml><?xml version="1.0" encoding="utf-8"?>
